--- a/hole_game_plan.docx
+++ b/hole_game_plan.docx
@@ -48,7 +48,7 @@
           <w:sz w:val="19"/>
           <w:szCs w:val="19"/>
         </w:rPr>
-        <w:t xml:space="preserve">캐주얼 3D 홀(Hole) 게임 · 광고 중심 + 인앱결제 보조 · 레벨 1,000개</w:t>
+        <w:t xml:space="preserve">캐주얼 3D 홀(Hole) 게임 · 광고 중심 + 인앱결제 보조 · 레벨 1,000개(1차 출시 600)</w:t>
       </w:r>
     </w:p>
     <w:p>
@@ -63,7 +63,7 @@
           <w:sz w:val="17"/>
           <w:szCs w:val="17"/>
         </w:rPr>
-        <w:t xml:space="preserve">문서 버전 v0.1 · 2026-06-19 · 기준 빌드 katamari-v6.html</w:t>
+        <w:t xml:space="preserve">문서 버전 v0.3 · 2026-06-19 · 기준 빌드 katamari-v7.html · 퍼블리싱 계약 진행 중</w:t>
       </w:r>
     </w:p>
     <w:p>
@@ -380,7 +380,7 @@
                 <w:sz w:val="18"/>
                 <w:szCs w:val="18"/>
               </w:rPr>
-              <w:t xml:space="preserve">수익화</w:t>
+              <w:t xml:space="preserve">출시 범위</w:t>
             </w:r>
           </w:p>
         </w:tc>
@@ -411,7 +411,7 @@
                 <w:sz w:val="18"/>
                 <w:szCs w:val="18"/>
               </w:rPr>
-              <w:t xml:space="preserve">보상형 광고(부활·보상2배·아이템) + 전면광고(레벨 사이) + IAP(광고제거·코인팩·스타터팩)</w:t>
+              <w:t xml:space="preserve">1차 출시 600레벨(12월드×50) → 이후 업데이트로 1,000 확장</w:t>
             </w:r>
           </w:p>
         </w:tc>
@@ -443,7 +443,7 @@
                 <w:sz w:val="18"/>
                 <w:szCs w:val="18"/>
               </w:rPr>
-              <w:t xml:space="preserve">아이템</w:t>
+              <w:t xml:space="preserve">퍼블리싱</w:t>
             </w:r>
           </w:p>
         </w:tc>
@@ -473,7 +473,7 @@
                 <w:sz w:val="18"/>
                 <w:szCs w:val="18"/>
               </w:rPr>
-              <w:t xml:space="preserve">Hole.io / Going Balls 등 벤치마킹: 시간연장·자석·부스트·시작크기업·부활</w:t>
+              <w:t xml:space="preserve">퍼블리셔(배급사) 계약 진행 중 — 글로벌 출시·UA·정산 협의</w:t>
             </w:r>
           </w:p>
         </w:tc>
@@ -506,6 +506,195 @@
                 <w:sz w:val="18"/>
                 <w:szCs w:val="18"/>
               </w:rPr>
+              <w:t xml:space="preserve">수익화</w:t>
+            </w:r>
+          </w:p>
+        </w:tc>
+        <w:tc>
+          <w:tcPr>
+            <w:tcW w:type="dxa" w:w="7260"/>
+            <w:tcBorders>
+              <w:top w:val="single" w:color="CCCCCC" w:sz="1"/>
+              <w:left w:val="single" w:color="CCCCCC" w:sz="1"/>
+              <w:bottom w:val="single" w:color="CCCCCC" w:sz="1"/>
+              <w:right w:val="single" w:color="CCCCCC" w:sz="1"/>
+            </w:tcBorders>
+            <w:shd w:fill="FFF7E6" w:val="clear"/>
+            <w:tcMar>
+              <w:top w:type="dxa" w:w="60"/>
+              <w:left w:type="dxa" w:w="110"/>
+              <w:bottom w:type="dxa" w:w="60"/>
+              <w:right w:type="dxa" w:w="110"/>
+            </w:tcMar>
+            <w:vAlign w:val="center"/>
+          </w:tcPr>
+          <w:p>
+            <w:r>
+              <w:rPr>
+                <w:rFonts w:ascii="Malgun Gothic" w:cs="Malgun Gothic" w:eastAsia="Malgun Gothic" w:hAnsi="Malgun Gothic"/>
+                <w:b w:val="false"/>
+                <w:bCs w:val="false"/>
+                <w:sz w:val="18"/>
+                <w:szCs w:val="18"/>
+              </w:rPr>
+              <w:t xml:space="preserve">보상형 광고(부활·보상2배·아이템) + 전면광고(레벨 사이) + IAP(광고제거·코인팩·스타터팩)</w:t>
+            </w:r>
+          </w:p>
+        </w:tc>
+      </w:tr>
+      <w:tr>
+        <w:tc>
+          <w:tcPr>
+            <w:tcW w:type="dxa" w:w="2100"/>
+            <w:tcBorders>
+              <w:top w:val="single" w:color="CCCCCC" w:sz="1"/>
+              <w:left w:val="single" w:color="CCCCCC" w:sz="1"/>
+              <w:bottom w:val="single" w:color="CCCCCC" w:sz="1"/>
+              <w:right w:val="single" w:color="CCCCCC" w:sz="1"/>
+            </w:tcBorders>
+            <w:tcMar>
+              <w:top w:type="dxa" w:w="60"/>
+              <w:left w:type="dxa" w:w="110"/>
+              <w:bottom w:type="dxa" w:w="60"/>
+              <w:right w:type="dxa" w:w="110"/>
+            </w:tcMar>
+            <w:vAlign w:val="center"/>
+          </w:tcPr>
+          <w:p>
+            <w:r>
+              <w:rPr>
+                <w:rFonts w:ascii="Malgun Gothic" w:cs="Malgun Gothic" w:eastAsia="Malgun Gothic" w:hAnsi="Malgun Gothic"/>
+                <w:b/>
+                <w:bCs/>
+                <w:sz w:val="18"/>
+                <w:szCs w:val="18"/>
+              </w:rPr>
+              <w:t xml:space="preserve">아이템</w:t>
+            </w:r>
+          </w:p>
+        </w:tc>
+        <w:tc>
+          <w:tcPr>
+            <w:tcW w:type="dxa" w:w="7260"/>
+            <w:tcBorders>
+              <w:top w:val="single" w:color="CCCCCC" w:sz="1"/>
+              <w:left w:val="single" w:color="CCCCCC" w:sz="1"/>
+              <w:bottom w:val="single" w:color="CCCCCC" w:sz="1"/>
+              <w:right w:val="single" w:color="CCCCCC" w:sz="1"/>
+            </w:tcBorders>
+            <w:tcMar>
+              <w:top w:type="dxa" w:w="60"/>
+              <w:left w:type="dxa" w:w="110"/>
+              <w:bottom w:type="dxa" w:w="60"/>
+              <w:right w:type="dxa" w:w="110"/>
+            </w:tcMar>
+            <w:vAlign w:val="center"/>
+          </w:tcPr>
+          <w:p>
+            <w:r>
+              <w:rPr>
+                <w:rFonts w:ascii="Malgun Gothic" w:cs="Malgun Gothic" w:eastAsia="Malgun Gothic" w:hAnsi="Malgun Gothic"/>
+                <w:b w:val="false"/>
+                <w:bCs w:val="false"/>
+                <w:sz w:val="18"/>
+                <w:szCs w:val="18"/>
+              </w:rPr>
+              <w:t xml:space="preserve">벤치마킹: 시간연장·자석·스피드부스트·가속로켓·점프·시작크기업·코인2배·부활</w:t>
+            </w:r>
+          </w:p>
+        </w:tc>
+      </w:tr>
+      <w:tr>
+        <w:tc>
+          <w:tcPr>
+            <w:tcW w:type="dxa" w:w="2100"/>
+            <w:tcBorders>
+              <w:top w:val="single" w:color="CCCCCC" w:sz="1"/>
+              <w:left w:val="single" w:color="CCCCCC" w:sz="1"/>
+              <w:bottom w:val="single" w:color="CCCCCC" w:sz="1"/>
+              <w:right w:val="single" w:color="CCCCCC" w:sz="1"/>
+            </w:tcBorders>
+            <w:shd w:fill="FFF7E6" w:val="clear"/>
+            <w:tcMar>
+              <w:top w:type="dxa" w:w="60"/>
+              <w:left w:type="dxa" w:w="110"/>
+              <w:bottom w:type="dxa" w:w="60"/>
+              <w:right w:type="dxa" w:w="110"/>
+            </w:tcMar>
+            <w:vAlign w:val="center"/>
+          </w:tcPr>
+          <w:p>
+            <w:r>
+              <w:rPr>
+                <w:rFonts w:ascii="Malgun Gothic" w:cs="Malgun Gothic" w:eastAsia="Malgun Gothic" w:hAnsi="Malgun Gothic"/>
+                <w:b/>
+                <w:bCs/>
+                <w:sz w:val="18"/>
+                <w:szCs w:val="18"/>
+              </w:rPr>
+              <w:t xml:space="preserve">신규 모드</w:t>
+            </w:r>
+          </w:p>
+        </w:tc>
+        <w:tc>
+          <w:tcPr>
+            <w:tcW w:type="dxa" w:w="7260"/>
+            <w:tcBorders>
+              <w:top w:val="single" w:color="CCCCCC" w:sz="1"/>
+              <w:left w:val="single" w:color="CCCCCC" w:sz="1"/>
+              <w:bottom w:val="single" w:color="CCCCCC" w:sz="1"/>
+              <w:right w:val="single" w:color="CCCCCC" w:sz="1"/>
+            </w:tcBorders>
+            <w:shd w:fill="FFF7E6" w:val="clear"/>
+            <w:tcMar>
+              <w:top w:type="dxa" w:w="60"/>
+              <w:left w:type="dxa" w:w="110"/>
+              <w:bottom w:type="dxa" w:w="60"/>
+              <w:right w:type="dxa" w:w="110"/>
+            </w:tcMar>
+            <w:vAlign w:val="center"/>
+          </w:tcPr>
+          <w:p>
+            <w:r>
+              <w:rPr>
+                <w:rFonts w:ascii="Malgun Gothic" w:cs="Malgun Gothic" w:eastAsia="Malgun Gothic" w:hAnsi="Malgun Gothic"/>
+                <w:b w:val="false"/>
+                <w:bCs w:val="false"/>
+                <w:sz w:val="18"/>
+                <w:szCs w:val="18"/>
+              </w:rPr>
+              <w:t xml:space="preserve">멀티플레이 경쟁(§7), 페인트 그림완성(§8)</w:t>
+            </w:r>
+          </w:p>
+        </w:tc>
+      </w:tr>
+      <w:tr>
+        <w:tc>
+          <w:tcPr>
+            <w:tcW w:type="dxa" w:w="2100"/>
+            <w:tcBorders>
+              <w:top w:val="single" w:color="CCCCCC" w:sz="1"/>
+              <w:left w:val="single" w:color="CCCCCC" w:sz="1"/>
+              <w:bottom w:val="single" w:color="CCCCCC" w:sz="1"/>
+              <w:right w:val="single" w:color="CCCCCC" w:sz="1"/>
+            </w:tcBorders>
+            <w:tcMar>
+              <w:top w:type="dxa" w:w="60"/>
+              <w:left w:type="dxa" w:w="110"/>
+              <w:bottom w:type="dxa" w:w="60"/>
+              <w:right w:type="dxa" w:w="110"/>
+            </w:tcMar>
+            <w:vAlign w:val="center"/>
+          </w:tcPr>
+          <w:p>
+            <w:r>
+              <w:rPr>
+                <w:rFonts w:ascii="Malgun Gothic" w:cs="Malgun Gothic" w:eastAsia="Malgun Gothic" w:hAnsi="Malgun Gothic"/>
+                <w:b/>
+                <w:bCs/>
+                <w:sz w:val="18"/>
+                <w:szCs w:val="18"/>
+              </w:rPr>
               <w:t xml:space="preserve">우선순위</w:t>
             </w:r>
           </w:p>
@@ -519,25 +708,24 @@
               <w:bottom w:val="single" w:color="CCCCCC" w:sz="1"/>
               <w:right w:val="single" w:color="CCCCCC" w:sz="1"/>
             </w:tcBorders>
-            <w:shd w:fill="FFF7E6" w:val="clear"/>
-            <w:tcMar>
-              <w:top w:type="dxa" w:w="60"/>
-              <w:left w:type="dxa" w:w="110"/>
-              <w:bottom w:type="dxa" w:w="60"/>
-              <w:right w:type="dxa" w:w="110"/>
-            </w:tcMar>
-            <w:vAlign w:val="center"/>
-          </w:tcPr>
-          <w:p>
-            <w:r>
-              <w:rPr>
-                <w:rFonts w:ascii="Malgun Gothic" w:cs="Malgun Gothic" w:eastAsia="Malgun Gothic" w:hAnsi="Malgun Gothic"/>
-                <w:b w:val="false"/>
-                <w:bCs w:val="false"/>
-                <w:sz w:val="18"/>
-                <w:szCs w:val="18"/>
-              </w:rPr>
-              <w:t xml:space="preserve">①기본 게임 → ②레벨/진행저장 → ③메타(홈·상점·재화) → ④아이템 → ⑤수익화 → ⑥1,000레벨 콘텐츠</w:t>
+            <w:tcMar>
+              <w:top w:type="dxa" w:w="60"/>
+              <w:left w:type="dxa" w:w="110"/>
+              <w:bottom w:type="dxa" w:w="60"/>
+              <w:right w:type="dxa" w:w="110"/>
+            </w:tcMar>
+            <w:vAlign w:val="center"/>
+          </w:tcPr>
+          <w:p>
+            <w:r>
+              <w:rPr>
+                <w:rFonts w:ascii="Malgun Gothic" w:cs="Malgun Gothic" w:eastAsia="Malgun Gothic" w:hAnsi="Malgun Gothic"/>
+                <w:b w:val="false"/>
+                <w:bCs w:val="false"/>
+                <w:sz w:val="18"/>
+                <w:szCs w:val="18"/>
+              </w:rPr>
+              <w:t xml:space="preserve">①기본 게임 → ②레벨/진행저장 → ③메타(홈·상점·재화) → ④아이템 → ⑤수익화 → ⑥600레벨 출시</w:t>
             </w:r>
           </w:p>
         </w:tc>
@@ -545,7 +733,7 @@
     </w:tbl>
     <w:p>
       <w:pPr>
-        <w:pStyle w:val="Heading1"/>
+        <w:pStyle w:val="Heading2"/>
       </w:pPr>
       <w:r>
         <w:rPr>
@@ -553,6 +741,157 @@
           <w:b/>
           <w:bCs/>
         </w:rPr>
+        <w:t xml:space="preserve">현재 구현 현황 (빌드 v7)</w:t>
+      </w:r>
+    </w:p>
+    <w:p>
+      <w:pPr>
+        <w:pStyle w:val="ListParagraph"/>
+        <w:numPr>
+          <w:ilvl w:val="0"/>
+          <w:numId w:val="2"/>
+        </w:numPr>
+      </w:pPr>
+      <w:r>
+        <w:rPr>
+          <w:rFonts w:ascii="Malgun Gothic" w:cs="Malgun Gothic" w:eastAsia="Malgun Gothic" w:hAnsi="Malgun Gothic"/>
+          <w:b/>
+          <w:bCs/>
+        </w:rPr>
+        <w:t xml:space="preserve">테마 맵 6종: </w:t>
+      </w:r>
+      <w:r>
+        <w:rPr>
+          <w:rFonts w:ascii="Malgun Gothic" w:cs="Malgun Gothic" w:eastAsia="Malgun Gothic" w:hAnsi="Malgun Gothic"/>
+        </w:rPr>
+        <w:t xml:space="preserve">내 방(개미·쥐·고양이·창밖 귀신) / 마당(마을사람·유령·호박) / 마트(좀비) / 학교(도깨비·해골) / 도시(시민, 십자도로·인도·횡단보도 바닥) / 저승(해골·유령·저승사자).</w:t>
+      </w:r>
+    </w:p>
+    <w:p>
+      <w:pPr>
+        <w:pStyle w:val="ListParagraph"/>
+        <w:numPr>
+          <w:ilvl w:val="0"/>
+          <w:numId w:val="2"/>
+        </w:numPr>
+      </w:pPr>
+      <w:r>
+        <w:rPr>
+          <w:rFonts w:ascii="Malgun Gothic" w:cs="Malgun Gothic" w:eastAsia="Malgun Gothic" w:hAnsi="Malgun Gothic"/>
+          <w:b/>
+          <w:bCs/>
+        </w:rPr>
+        <w:t xml:space="preserve">구멍: </w:t>
+      </w:r>
+      <w:r>
+        <w:rPr>
+          <w:rFonts w:ascii="Malgun Gothic" w:cs="Malgun Gothic" w:eastAsia="Malgun Gothic" w:hAnsi="Malgun Gothic"/>
+        </w:rPr>
+        <w:t xml:space="preserve">작은 건 굴러 덮어 메우고(보라=메울 수 있음), 큰 건 빠져서 실패(검정=위험) — 색은 내 크기에 따라 실시간 변화. 모든 구멍 제거 시 클리어.</w:t>
+      </w:r>
+    </w:p>
+    <w:p>
+      <w:pPr>
+        <w:pStyle w:val="ListParagraph"/>
+        <w:numPr>
+          <w:ilvl w:val="0"/>
+          <w:numId w:val="2"/>
+        </w:numPr>
+      </w:pPr>
+      <w:r>
+        <w:rPr>
+          <w:rFonts w:ascii="Malgun Gothic" w:cs="Malgun Gothic" w:eastAsia="Malgun Gothic" w:hAnsi="Malgun Gothic"/>
+          <w:b/>
+          <w:bCs/>
+        </w:rPr>
+        <w:t xml:space="preserve">성장: </w:t>
+      </w:r>
+      <w:r>
+        <w:rPr>
+          <w:rFonts w:ascii="Malgun Gothic" w:cs="Malgun Gothic" w:eastAsia="Malgun Gothic" w:hAnsi="Malgun Gothic"/>
+        </w:rPr>
+        <w:t xml:space="preserve">일반 물체 깔아뭉개기/흡수는 조금, 구멍 메우면 크게.</w:t>
+      </w:r>
+    </w:p>
+    <w:p>
+      <w:pPr>
+        <w:pStyle w:val="ListParagraph"/>
+        <w:numPr>
+          <w:ilvl w:val="0"/>
+          <w:numId w:val="2"/>
+        </w:numPr>
+      </w:pPr>
+      <w:r>
+        <w:rPr>
+          <w:rFonts w:ascii="Malgun Gothic" w:cs="Malgun Gothic" w:eastAsia="Malgun Gothic" w:hAnsi="Malgun Gothic"/>
+          <w:b/>
+          <w:bCs/>
+        </w:rPr>
+        <w:t xml:space="preserve">위협/전투: </w:t>
+      </w:r>
+      <w:r>
+        <w:rPr>
+          <w:rFonts w:ascii="Malgun Gothic" w:cs="Malgun Gothic" w:eastAsia="Malgun Gothic" w:hAnsi="Malgun Gothic"/>
+        </w:rPr>
+        <w:t xml:space="preserve">몬스터가 추격·공격(종류별 데미지), 공중 헬기가 30초마다 폭격(착탄 예고링). 체력(HP 300) 게이지, 0이면 게임오버. 몬스터 사망 시 ‘으악’ 효과음.</w:t>
+      </w:r>
+    </w:p>
+    <w:p>
+      <w:pPr>
+        <w:pStyle w:val="ListParagraph"/>
+        <w:numPr>
+          <w:ilvl w:val="0"/>
+          <w:numId w:val="2"/>
+        </w:numPr>
+      </w:pPr>
+      <w:r>
+        <w:rPr>
+          <w:rFonts w:ascii="Malgun Gothic" w:cs="Malgun Gothic" w:eastAsia="Malgun Gothic" w:hAnsi="Malgun Gothic"/>
+          <w:b/>
+          <w:bCs/>
+        </w:rPr>
+        <w:t xml:space="preserve">조작/메타: </w:t>
+      </w:r>
+      <w:r>
+        <w:rPr>
+          <w:rFonts w:ascii="Malgun Gothic" w:cs="Malgun Gothic" w:eastAsia="Malgun Gothic" w:hAnsi="Malgun Gothic"/>
+        </w:rPr>
+        <w:t xml:space="preserve">일시정지(계속·다시하기·홈), 6맵 + 이벤트 모드(공 굴리기·구멍 빨아들이기). 플레이 볼=파란 볼.</w:t>
+      </w:r>
+    </w:p>
+    <w:p>
+      <w:pPr>
+        <w:pStyle w:val="ListParagraph"/>
+        <w:numPr>
+          <w:ilvl w:val="0"/>
+          <w:numId w:val="2"/>
+        </w:numPr>
+      </w:pPr>
+      <w:r>
+        <w:rPr>
+          <w:rFonts w:ascii="Malgun Gothic" w:cs="Malgun Gothic" w:eastAsia="Malgun Gothic" w:hAnsi="Malgun Gothic"/>
+          <w:b/>
+          <w:bCs/>
+        </w:rPr>
+        <w:t xml:space="preserve">기술/게시: </w:t>
+      </w:r>
+      <w:r>
+        <w:rPr>
+          <w:rFonts w:ascii="Malgun Gothic" w:cs="Malgun Gothic" w:eastAsia="Malgun Gothic" w:hAnsi="Malgun Gothic"/>
+        </w:rPr>
+        <w:t xml:space="preserve">Flutter 셸 + three.js iframe(postMessage), GitHub Pages(https) 게시. 헤드리스 검증 훅 window.__HOLE.</w:t>
+      </w:r>
+    </w:p>
+    <w:p>
+      <w:pPr>
+        <w:pStyle w:val="Heading1"/>
+      </w:pPr>
+      <w:r>
+        <w:rPr>
+          <w:rFonts w:ascii="Malgun Gothic" w:cs="Malgun Gothic" w:eastAsia="Malgun Gothic" w:hAnsi="Malgun Gothic"/>
+          <w:b/>
+          <w:bCs/>
+        </w:rPr>
         <w:t xml:space="preserve">1. 게임 비전 &amp; 벤치마킹</w:t>
       </w:r>
     </w:p>
@@ -563,7 +902,7 @@
           <w:sz w:val="19"/>
           <w:szCs w:val="19"/>
         </w:rPr>
-        <w:t xml:space="preserve">컨셉: 괴혼(카타마리)의 “굴려서 키운다” 손맛 + Hole.io류 모바일 캐주얼의 짧고 반복적인 레벨·광고 수익 구조. 한 판 30초~2분, “한 판만 더” 도파민.</w:t>
+        <w:t xml:space="preserve">컨셉: 「굴려라 왕자님」/「괴혼(카타마리 다마시)」의 “굴려서 키운다” 손맛 + Hole.io류 모바일 캐주얼의 짧고 반복적인 레벨·광고 수익 구조. 한 판 30초~2분, “한 판만 더” 도파민.</w:t>
       </w:r>
     </w:p>
     <w:p>
@@ -724,7 +1063,7 @@
                 <w:sz w:val="18"/>
                 <w:szCs w:val="18"/>
               </w:rPr>
-              <w:t xml:space="preserve">Hole.io</w:t>
+              <w:t xml:space="preserve">굴려라 왕자님 / 괴혼</w:t>
             </w:r>
           </w:p>
         </w:tc>
@@ -754,7 +1093,7 @@
                 <w:sz w:val="18"/>
                 <w:szCs w:val="18"/>
               </w:rPr>
-              <w:t xml:space="preserve">구멍 성장, 전면광고 빈도, 스킨 IAP</w:t>
+              <w:t xml:space="preserve">굴려서 키우는 손맛, 2인 대전(더 많이 차지)</w:t>
             </w:r>
           </w:p>
         </w:tc>
@@ -784,7 +1123,7 @@
                 <w:sz w:val="18"/>
                 <w:szCs w:val="18"/>
               </w:rPr>
-              <w:t xml:space="preserve">핵심 흡수 손맛, 스킨 상점</w:t>
+              <w:t xml:space="preserve">코어 손맛, 멀티 경쟁 모드(§7)</w:t>
             </w:r>
           </w:p>
         </w:tc>
@@ -817,7 +1156,7 @@
                 <w:sz w:val="18"/>
                 <w:szCs w:val="18"/>
               </w:rPr>
-              <w:t xml:space="preserve">Going Balls</w:t>
+              <w:t xml:space="preserve">Hole.io</w:t>
             </w:r>
           </w:p>
         </w:tc>
@@ -848,7 +1187,7 @@
                 <w:sz w:val="18"/>
                 <w:szCs w:val="18"/>
               </w:rPr>
-              <w:t xml:space="preserve">레벨 진행 + 보상형 광고 코인·부활</w:t>
+              <w:t xml:space="preserve">구멍 성장, 전면광고 빈도, 스킨 IAP</w:t>
             </w:r>
           </w:p>
         </w:tc>
@@ -879,7 +1218,7 @@
                 <w:sz w:val="18"/>
                 <w:szCs w:val="18"/>
               </w:rPr>
-              <w:t xml:space="preserve">레벨 맵 진행, 부활 광고</w:t>
+              <w:t xml:space="preserve">핵심 흡수 손맛, 스킨 상점</w:t>
             </w:r>
           </w:p>
         </w:tc>
@@ -911,7 +1250,7 @@
                 <w:sz w:val="18"/>
                 <w:szCs w:val="18"/>
               </w:rPr>
-              <w:t xml:space="preserve">Hole and Fill 류</w:t>
+              <w:t xml:space="preserve">Going Balls</w:t>
             </w:r>
           </w:p>
         </w:tc>
@@ -941,7 +1280,7 @@
                 <w:sz w:val="18"/>
                 <w:szCs w:val="18"/>
               </w:rPr>
-              <w:t xml:space="preserve">시간연장·자석 등 소모성 부스트</w:t>
+              <w:t xml:space="preserve">레벨 진행 + 보상형 광고 코인·부활</w:t>
             </w:r>
           </w:p>
         </w:tc>
@@ -971,7 +1310,7 @@
                 <w:sz w:val="18"/>
                 <w:szCs w:val="18"/>
               </w:rPr>
-              <w:t xml:space="preserve">인게임 아이템 5종</w:t>
+              <w:t xml:space="preserve">레벨 맵 진행, 부활 광고</w:t>
             </w:r>
           </w:p>
         </w:tc>
@@ -1004,6 +1343,100 @@
                 <w:sz w:val="18"/>
                 <w:szCs w:val="18"/>
               </w:rPr>
+              <w:t xml:space="preserve">Hole and Fill 류</w:t>
+            </w:r>
+          </w:p>
+        </w:tc>
+        <w:tc>
+          <w:tcPr>
+            <w:tcW w:type="dxa" w:w="4060"/>
+            <w:tcBorders>
+              <w:top w:val="single" w:color="CCCCCC" w:sz="1"/>
+              <w:left w:val="single" w:color="CCCCCC" w:sz="1"/>
+              <w:bottom w:val="single" w:color="CCCCCC" w:sz="1"/>
+              <w:right w:val="single" w:color="CCCCCC" w:sz="1"/>
+            </w:tcBorders>
+            <w:shd w:fill="FFF7E6" w:val="clear"/>
+            <w:tcMar>
+              <w:top w:type="dxa" w:w="60"/>
+              <w:left w:type="dxa" w:w="110"/>
+              <w:bottom w:type="dxa" w:w="60"/>
+              <w:right w:type="dxa" w:w="110"/>
+            </w:tcMar>
+            <w:vAlign w:val="center"/>
+          </w:tcPr>
+          <w:p>
+            <w:r>
+              <w:rPr>
+                <w:rFonts w:ascii="Malgun Gothic" w:cs="Malgun Gothic" w:eastAsia="Malgun Gothic" w:hAnsi="Malgun Gothic"/>
+                <w:b w:val="false"/>
+                <w:bCs w:val="false"/>
+                <w:sz w:val="18"/>
+                <w:szCs w:val="18"/>
+              </w:rPr>
+              <w:t xml:space="preserve">시간연장·자석 등 소모성 부스트</w:t>
+            </w:r>
+          </w:p>
+        </w:tc>
+        <w:tc>
+          <w:tcPr>
+            <w:tcW w:type="dxa" w:w="3200"/>
+            <w:tcBorders>
+              <w:top w:val="single" w:color="CCCCCC" w:sz="1"/>
+              <w:left w:val="single" w:color="CCCCCC" w:sz="1"/>
+              <w:bottom w:val="single" w:color="CCCCCC" w:sz="1"/>
+              <w:right w:val="single" w:color="CCCCCC" w:sz="1"/>
+            </w:tcBorders>
+            <w:shd w:fill="FFF7E6" w:val="clear"/>
+            <w:tcMar>
+              <w:top w:type="dxa" w:w="60"/>
+              <w:left w:type="dxa" w:w="110"/>
+              <w:bottom w:type="dxa" w:w="60"/>
+              <w:right w:type="dxa" w:w="110"/>
+            </w:tcMar>
+            <w:vAlign w:val="center"/>
+          </w:tcPr>
+          <w:p>
+            <w:r>
+              <w:rPr>
+                <w:rFonts w:ascii="Malgun Gothic" w:cs="Malgun Gothic" w:eastAsia="Malgun Gothic" w:hAnsi="Malgun Gothic"/>
+                <w:b w:val="false"/>
+                <w:bCs w:val="false"/>
+                <w:sz w:val="18"/>
+                <w:szCs w:val="18"/>
+              </w:rPr>
+              <w:t xml:space="preserve">인게임 아이템</w:t>
+            </w:r>
+          </w:p>
+        </w:tc>
+      </w:tr>
+      <w:tr>
+        <w:tc>
+          <w:tcPr>
+            <w:tcW w:type="dxa" w:w="2100"/>
+            <w:tcBorders>
+              <w:top w:val="single" w:color="CCCCCC" w:sz="1"/>
+              <w:left w:val="single" w:color="CCCCCC" w:sz="1"/>
+              <w:bottom w:val="single" w:color="CCCCCC" w:sz="1"/>
+              <w:right w:val="single" w:color="CCCCCC" w:sz="1"/>
+            </w:tcBorders>
+            <w:tcMar>
+              <w:top w:type="dxa" w:w="60"/>
+              <w:left w:type="dxa" w:w="110"/>
+              <w:bottom w:type="dxa" w:w="60"/>
+              <w:right w:type="dxa" w:w="110"/>
+            </w:tcMar>
+            <w:vAlign w:val="center"/>
+          </w:tcPr>
+          <w:p>
+            <w:r>
+              <w:rPr>
+                <w:rFonts w:ascii="Malgun Gothic" w:cs="Malgun Gothic" w:eastAsia="Malgun Gothic" w:hAnsi="Malgun Gothic"/>
+                <w:b/>
+                <w:bCs/>
+                <w:sz w:val="18"/>
+                <w:szCs w:val="18"/>
+              </w:rPr>
               <w:t xml:space="preserve">Voodoo 공통</w:t>
             </w:r>
           </w:p>
@@ -1017,7 +1450,6 @@
               <w:bottom w:val="single" w:color="CCCCCC" w:sz="1"/>
               <w:right w:val="single" w:color="CCCCCC" w:sz="1"/>
             </w:tcBorders>
-            <w:shd w:fill="FFF7E6" w:val="clear"/>
             <w:tcMar>
               <w:top w:type="dxa" w:w="60"/>
               <w:left w:type="dxa" w:w="110"/>
@@ -1048,7 +1480,6 @@
               <w:bottom w:val="single" w:color="CCCCCC" w:sz="1"/>
               <w:right w:val="single" w:color="CCCCCC" w:sz="1"/>
             </w:tcBorders>
-            <w:shd w:fill="FFF7E6" w:val="clear"/>
             <w:tcMar>
               <w:top w:type="dxa" w:w="60"/>
               <w:left w:type="dxa" w:w="110"/>
@@ -1941,6 +2372,193 @@
                 <w:sz w:val="18"/>
                 <w:szCs w:val="18"/>
               </w:rPr>
+              <w:t xml:space="preserve">🚀 가속 로켓</w:t>
+            </w:r>
+          </w:p>
+        </w:tc>
+        <w:tc>
+          <w:tcPr>
+            <w:tcW w:type="dxa" w:w="4960"/>
+            <w:tcBorders>
+              <w:top w:val="single" w:color="CCCCCC" w:sz="1"/>
+              <w:left w:val="single" w:color="CCCCCC" w:sz="1"/>
+              <w:bottom w:val="single" w:color="CCCCCC" w:sz="1"/>
+              <w:right w:val="single" w:color="CCCCCC" w:sz="1"/>
+            </w:tcBorders>
+            <w:shd w:fill="FFF7E6" w:val="clear"/>
+            <w:tcMar>
+              <w:top w:type="dxa" w:w="60"/>
+              <w:left w:type="dxa" w:w="110"/>
+              <w:bottom w:type="dxa" w:w="60"/>
+              <w:right w:type="dxa" w:w="110"/>
+            </w:tcMar>
+            <w:vAlign w:val="center"/>
+          </w:tcPr>
+          <w:p>
+            <w:r>
+              <w:rPr>
+                <w:rFonts w:ascii="Malgun Gothic" w:cs="Malgun Gothic" w:eastAsia="Malgun Gothic" w:hAnsi="Malgun Gothic"/>
+                <w:b w:val="false"/>
+                <w:bCs w:val="false"/>
+                <w:sz w:val="18"/>
+                <w:szCs w:val="18"/>
+              </w:rPr>
+              <w:t xml:space="preserve">폭발적 직진 돌진. 멀티에선 상대 진영 파고들어 빼앗기</w:t>
+            </w:r>
+          </w:p>
+        </w:tc>
+        <w:tc>
+          <w:tcPr>
+            <w:tcW w:type="dxa" w:w="2000"/>
+            <w:tcBorders>
+              <w:top w:val="single" w:color="CCCCCC" w:sz="1"/>
+              <w:left w:val="single" w:color="CCCCCC" w:sz="1"/>
+              <w:bottom w:val="single" w:color="CCCCCC" w:sz="1"/>
+              <w:right w:val="single" w:color="CCCCCC" w:sz="1"/>
+            </w:tcBorders>
+            <w:shd w:fill="FFF7E6" w:val="clear"/>
+            <w:tcMar>
+              <w:top w:type="dxa" w:w="60"/>
+              <w:left w:type="dxa" w:w="110"/>
+              <w:bottom w:type="dxa" w:w="60"/>
+              <w:right w:type="dxa" w:w="110"/>
+            </w:tcMar>
+            <w:vAlign w:val="center"/>
+          </w:tcPr>
+          <w:p>
+            <w:r>
+              <w:rPr>
+                <w:rFonts w:ascii="Malgun Gothic" w:cs="Malgun Gothic" w:eastAsia="Malgun Gothic" w:hAnsi="Malgun Gothic"/>
+                <w:b w:val="false"/>
+                <w:bCs w:val="false"/>
+                <w:sz w:val="18"/>
+                <w:szCs w:val="18"/>
+              </w:rPr>
+              <w:t xml:space="preserve">코인/광고</w:t>
+            </w:r>
+          </w:p>
+        </w:tc>
+      </w:tr>
+      <w:tr>
+        <w:tc>
+          <w:tcPr>
+            <w:tcW w:type="dxa" w:w="2400"/>
+            <w:tcBorders>
+              <w:top w:val="single" w:color="CCCCCC" w:sz="1"/>
+              <w:left w:val="single" w:color="CCCCCC" w:sz="1"/>
+              <w:bottom w:val="single" w:color="CCCCCC" w:sz="1"/>
+              <w:right w:val="single" w:color="CCCCCC" w:sz="1"/>
+            </w:tcBorders>
+            <w:tcMar>
+              <w:top w:type="dxa" w:w="60"/>
+              <w:left w:type="dxa" w:w="110"/>
+              <w:bottom w:type="dxa" w:w="60"/>
+              <w:right w:type="dxa" w:w="110"/>
+            </w:tcMar>
+            <w:vAlign w:val="center"/>
+          </w:tcPr>
+          <w:p>
+            <w:r>
+              <w:rPr>
+                <w:rFonts w:ascii="Malgun Gothic" w:cs="Malgun Gothic" w:eastAsia="Malgun Gothic" w:hAnsi="Malgun Gothic"/>
+                <w:b/>
+                <w:bCs/>
+                <w:sz w:val="18"/>
+                <w:szCs w:val="18"/>
+              </w:rPr>
+              <w:t xml:space="preserve">🦘 점프</w:t>
+            </w:r>
+          </w:p>
+        </w:tc>
+        <w:tc>
+          <w:tcPr>
+            <w:tcW w:type="dxa" w:w="4960"/>
+            <w:tcBorders>
+              <w:top w:val="single" w:color="CCCCCC" w:sz="1"/>
+              <w:left w:val="single" w:color="CCCCCC" w:sz="1"/>
+              <w:bottom w:val="single" w:color="CCCCCC" w:sz="1"/>
+              <w:right w:val="single" w:color="CCCCCC" w:sz="1"/>
+            </w:tcBorders>
+            <w:tcMar>
+              <w:top w:type="dxa" w:w="60"/>
+              <w:left w:type="dxa" w:w="110"/>
+              <w:bottom w:type="dxa" w:w="60"/>
+              <w:right w:type="dxa" w:w="110"/>
+            </w:tcMar>
+            <w:vAlign w:val="center"/>
+          </w:tcPr>
+          <w:p>
+            <w:r>
+              <w:rPr>
+                <w:rFonts w:ascii="Malgun Gothic" w:cs="Malgun Gothic" w:eastAsia="Malgun Gothic" w:hAnsi="Malgun Gothic"/>
+                <w:b w:val="false"/>
+                <w:bCs w:val="false"/>
+                <w:sz w:val="18"/>
+                <w:szCs w:val="18"/>
+              </w:rPr>
+              <w:t xml:space="preserve">짧게 점프 — 큰(검정) 구멍·위험·상대 방해 회피</w:t>
+            </w:r>
+          </w:p>
+        </w:tc>
+        <w:tc>
+          <w:tcPr>
+            <w:tcW w:type="dxa" w:w="2000"/>
+            <w:tcBorders>
+              <w:top w:val="single" w:color="CCCCCC" w:sz="1"/>
+              <w:left w:val="single" w:color="CCCCCC" w:sz="1"/>
+              <w:bottom w:val="single" w:color="CCCCCC" w:sz="1"/>
+              <w:right w:val="single" w:color="CCCCCC" w:sz="1"/>
+            </w:tcBorders>
+            <w:tcMar>
+              <w:top w:type="dxa" w:w="60"/>
+              <w:left w:type="dxa" w:w="110"/>
+              <w:bottom w:type="dxa" w:w="60"/>
+              <w:right w:type="dxa" w:w="110"/>
+            </w:tcMar>
+            <w:vAlign w:val="center"/>
+          </w:tcPr>
+          <w:p>
+            <w:r>
+              <w:rPr>
+                <w:rFonts w:ascii="Malgun Gothic" w:cs="Malgun Gothic" w:eastAsia="Malgun Gothic" w:hAnsi="Malgun Gothic"/>
+                <w:b w:val="false"/>
+                <w:bCs w:val="false"/>
+                <w:sz w:val="18"/>
+                <w:szCs w:val="18"/>
+              </w:rPr>
+              <w:t xml:space="preserve">코인/광고</w:t>
+            </w:r>
+          </w:p>
+        </w:tc>
+      </w:tr>
+      <w:tr>
+        <w:tc>
+          <w:tcPr>
+            <w:tcW w:type="dxa" w:w="2400"/>
+            <w:tcBorders>
+              <w:top w:val="single" w:color="CCCCCC" w:sz="1"/>
+              <w:left w:val="single" w:color="CCCCCC" w:sz="1"/>
+              <w:bottom w:val="single" w:color="CCCCCC" w:sz="1"/>
+              <w:right w:val="single" w:color="CCCCCC" w:sz="1"/>
+            </w:tcBorders>
+            <w:shd w:fill="FFF7E6" w:val="clear"/>
+            <w:tcMar>
+              <w:top w:type="dxa" w:w="60"/>
+              <w:left w:type="dxa" w:w="110"/>
+              <w:bottom w:type="dxa" w:w="60"/>
+              <w:right w:type="dxa" w:w="110"/>
+            </w:tcMar>
+            <w:vAlign w:val="center"/>
+          </w:tcPr>
+          <w:p>
+            <w:r>
+              <w:rPr>
+                <w:rFonts w:ascii="Malgun Gothic" w:cs="Malgun Gothic" w:eastAsia="Malgun Gothic" w:hAnsi="Malgun Gothic"/>
+                <w:b/>
+                <w:bCs/>
+                <w:sz w:val="18"/>
+                <w:szCs w:val="18"/>
+              </w:rPr>
               <w:t xml:space="preserve">🟢 시작 크기 업</w:t>
             </w:r>
           </w:p>
@@ -3772,7 +4390,424 @@
           <w:b/>
           <w:bCs/>
         </w:rPr>
-        <w:t xml:space="preserve">7. 개발 로드맵 (기본 게임 우선)</w:t>
+        <w:t xml:space="preserve">7. 멀티플레이 경쟁 모드 (신규)</w:t>
+      </w:r>
+    </w:p>
+    <w:p>
+      <w:r>
+        <w:rPr>
+          <w:rFonts w:ascii="Malgun Gothic" w:cs="Malgun Gothic" w:eastAsia="Malgun Gothic" w:hAnsi="Malgun Gothic"/>
+          <w:sz w:val="19"/>
+          <w:szCs w:val="19"/>
+        </w:rPr>
+        <w:t xml:space="preserve">벤치마킹: 「굴려라 왕자님」/「괴혼(카타마리 다마시)」 — 둘이 굴려 더 많이 차지하는 대전 손맛.</w:t>
+      </w:r>
+    </w:p>
+    <w:p>
+      <w:pPr>
+        <w:pStyle w:val="Heading2"/>
+      </w:pPr>
+      <w:r>
+        <w:rPr>
+          <w:rFonts w:ascii="Malgun Gothic" w:cs="Malgun Gothic" w:eastAsia="Malgun Gothic" w:hAnsi="Malgun Gothic"/>
+          <w:b/>
+          <w:bCs/>
+        </w:rPr>
+        <w:t xml:space="preserve">개요</w:t>
+      </w:r>
+    </w:p>
+    <w:p>
+      <w:pPr>
+        <w:pStyle w:val="ListParagraph"/>
+        <w:numPr>
+          <w:ilvl w:val="0"/>
+          <w:numId w:val="2"/>
+        </w:numPr>
+      </w:pPr>
+      <w:r>
+        <w:rPr>
+          <w:rFonts w:ascii="Malgun Gothic" w:cs="Malgun Gothic" w:eastAsia="Malgun Gothic" w:hAnsi="Malgun Gothic"/>
+        </w:rPr>
+        <w:t xml:space="preserve">같은 맵에서 제한 시간 내 실시간 경쟁(1:1 우선, 추후 N인).</w:t>
+      </w:r>
+    </w:p>
+    <w:p>
+      <w:pPr>
+        <w:pStyle w:val="ListParagraph"/>
+        <w:numPr>
+          <w:ilvl w:val="0"/>
+          <w:numId w:val="2"/>
+        </w:numPr>
+      </w:pPr>
+      <w:r>
+        <w:rPr>
+          <w:rFonts w:ascii="Malgun Gothic" w:cs="Malgun Gothic" w:eastAsia="Malgun Gothic" w:hAnsi="Malgun Gothic"/>
+        </w:rPr>
+        <w:t xml:space="preserve">각 플레이어는 자기 색의 서로 다른 구멍 세트를 배정(나=보라, 상대=주황). 같은 맵, 다른 목표.</w:t>
+      </w:r>
+    </w:p>
+    <w:p>
+      <w:pPr>
+        <w:pStyle w:val="Heading2"/>
+      </w:pPr>
+      <w:r>
+        <w:rPr>
+          <w:rFonts w:ascii="Malgun Gothic" w:cs="Malgun Gothic" w:eastAsia="Malgun Gothic" w:hAnsi="Malgun Gothic"/>
+          <w:b/>
+          <w:bCs/>
+        </w:rPr>
+        <w:t xml:space="preserve">빼앗기(스틸) — 핵심 재미</w:t>
+      </w:r>
+    </w:p>
+    <w:p>
+      <w:pPr>
+        <w:pStyle w:val="ListParagraph"/>
+        <w:numPr>
+          <w:ilvl w:val="0"/>
+          <w:numId w:val="2"/>
+        </w:numPr>
+      </w:pPr>
+      <w:r>
+        <w:rPr>
+          <w:rFonts w:ascii="Malgun Gothic" w:cs="Malgun Gothic" w:eastAsia="Malgun Gothic" w:hAnsi="Malgun Gothic"/>
+          <w:b/>
+          <w:bCs/>
+        </w:rPr>
+        <w:t xml:space="preserve">상대 구멍을 메우면(=먹으면): </w:t>
+      </w:r>
+      <w:r>
+        <w:rPr>
+          <w:rFonts w:ascii="Malgun Gothic" w:cs="Malgun Gothic" w:eastAsia="Malgun Gothic" w:hAnsi="Malgun Gothic"/>
+        </w:rPr>
+        <w:t xml:space="preserve">내 획득 카운트 +1, 상대 쪽에 구멍이 더 생성(페널티 스폰).</w:t>
+      </w:r>
+    </w:p>
+    <w:p>
+      <w:pPr>
+        <w:pStyle w:val="ListParagraph"/>
+        <w:numPr>
+          <w:ilvl w:val="0"/>
+          <w:numId w:val="2"/>
+        </w:numPr>
+      </w:pPr>
+      <w:r>
+        <w:rPr>
+          <w:rFonts w:ascii="Malgun Gothic" w:cs="Malgun Gothic" w:eastAsia="Malgun Gothic" w:hAnsi="Malgun Gothic"/>
+        </w:rPr>
+        <w:t xml:space="preserve">내 구멍만 메우면 안전하지만, 상대 구멍을 빼앗으면 점수도 벌고 상대를 방해. 단 상대 구멍이 나보다 크면(검정) 빼앗다 빠질 위험.</w:t>
+      </w:r>
+    </w:p>
+    <w:p>
+      <w:pPr>
+        <w:pStyle w:val="Heading2"/>
+      </w:pPr>
+      <w:r>
+        <w:rPr>
+          <w:rFonts w:ascii="Malgun Gothic" w:cs="Malgun Gothic" w:eastAsia="Malgun Gothic" w:hAnsi="Malgun Gothic"/>
+          <w:b/>
+          <w:bCs/>
+        </w:rPr>
+        <w:t xml:space="preserve">승패 &amp; 랭킹</w:t>
+      </w:r>
+    </w:p>
+    <w:p>
+      <w:pPr>
+        <w:pStyle w:val="ListParagraph"/>
+        <w:numPr>
+          <w:ilvl w:val="0"/>
+          <w:numId w:val="2"/>
+        </w:numPr>
+      </w:pPr>
+      <w:r>
+        <w:rPr>
+          <w:rFonts w:ascii="Malgun Gothic" w:cs="Malgun Gothic" w:eastAsia="Malgun Gothic" w:hAnsi="Malgun Gothic"/>
+        </w:rPr>
+        <w:t xml:space="preserve">획득 카운트(내 구멍 + 빼앗은 상대 구멍)순 순위. 인게임 실시간 점수바 + 종료 후 랭킹 화면, 시즌 리더보드(후기).</w:t>
+      </w:r>
+    </w:p>
+    <w:p>
+      <w:pPr>
+        <w:pStyle w:val="Heading2"/>
+      </w:pPr>
+      <w:r>
+        <w:rPr>
+          <w:rFonts w:ascii="Malgun Gothic" w:cs="Malgun Gothic" w:eastAsia="Malgun Gothic" w:hAnsi="Malgun Gothic"/>
+          <w:b/>
+          <w:bCs/>
+        </w:rPr>
+        <w:t xml:space="preserve">경쟁 특화 아이템 / 구현 단계</w:t>
+      </w:r>
+    </w:p>
+    <w:p>
+      <w:pPr>
+        <w:pStyle w:val="ListParagraph"/>
+        <w:numPr>
+          <w:ilvl w:val="0"/>
+          <w:numId w:val="2"/>
+        </w:numPr>
+      </w:pPr>
+      <w:r>
+        <w:rPr>
+          <w:rFonts w:ascii="Malgun Gothic" w:cs="Malgun Gothic" w:eastAsia="Malgun Gothic" w:hAnsi="Malgun Gothic"/>
+          <w:b/>
+          <w:bCs/>
+        </w:rPr>
+        <w:t xml:space="preserve">🚀 가속 로켓: </w:t>
+      </w:r>
+      <w:r>
+        <w:rPr>
+          <w:rFonts w:ascii="Malgun Gothic" w:cs="Malgun Gothic" w:eastAsia="Malgun Gothic" w:hAnsi="Malgun Gothic"/>
+        </w:rPr>
+        <w:t xml:space="preserve">상대 진영으로 돌진해 구멍 빼앗기. </w:t>
+      </w:r>
+      <w:r>
+        <w:rPr>
+          <w:rFonts w:ascii="Malgun Gothic" w:cs="Malgun Gothic" w:eastAsia="Malgun Gothic" w:hAnsi="Malgun Gothic"/>
+          <w:b/>
+          <w:bCs/>
+        </w:rPr>
+        <w:t xml:space="preserve">🦘 점프: </w:t>
+      </w:r>
+      <w:r>
+        <w:rPr>
+          <w:rFonts w:ascii="Malgun Gothic" w:cs="Malgun Gothic" w:eastAsia="Malgun Gothic" w:hAnsi="Malgun Gothic"/>
+        </w:rPr>
+        <w:t xml:space="preserve">큰 구멍·상대 방해·위험 지대 건너뛰기.</w:t>
+      </w:r>
+    </w:p>
+    <w:p>
+      <w:pPr>
+        <w:pStyle w:val="ListParagraph"/>
+        <w:numPr>
+          <w:ilvl w:val="0"/>
+          <w:numId w:val="2"/>
+        </w:numPr>
+      </w:pPr>
+      <w:r>
+        <w:rPr>
+          <w:rFonts w:ascii="Malgun Gothic" w:cs="Malgun Gothic" w:eastAsia="Malgun Gothic" w:hAnsi="Malgun Gothic"/>
+        </w:rPr>
+        <w:t xml:space="preserve">1차 봇(AI) 대전으로 메커니즘 구현(기존 구멍 색·메우기·빠짐 구조 재활용, 구멍에 owner 추가) → 2차 WebSocket 실시간 동기화(서버 권위적).</w:t>
+      </w:r>
+    </w:p>
+    <w:p>
+      <w:pPr>
+        <w:pStyle w:val="Heading1"/>
+        <w:pageBreakBefore/>
+      </w:pPr>
+      <w:r>
+        <w:rPr>
+          <w:rFonts w:ascii="Malgun Gothic" w:cs="Malgun Gothic" w:eastAsia="Malgun Gothic" w:hAnsi="Malgun Gothic"/>
+          <w:b/>
+          <w:bCs/>
+        </w:rPr>
+        <w:t xml:space="preserve">8. 페인트 모드 (신규)</w:t>
+      </w:r>
+    </w:p>
+    <w:p>
+      <w:r>
+        <w:rPr>
+          <w:rFonts w:ascii="Malgun Gothic" w:cs="Malgun Gothic" w:eastAsia="Malgun Gothic" w:hAnsi="Malgun Gothic"/>
+          <w:sz w:val="19"/>
+          <w:szCs w:val="19"/>
+        </w:rPr>
+        <w:t xml:space="preserve">컨셉: 굴리는 손맛 + 색칠놀이/잉크 점유(스플래툰류). 바닥 캔버스를 페인트 볼로 굴러 칠해 그림을 완성한다.</w:t>
+      </w:r>
+    </w:p>
+    <w:p>
+      <w:pPr>
+        <w:pStyle w:val="Heading2"/>
+      </w:pPr>
+      <w:r>
+        <w:rPr>
+          <w:rFonts w:ascii="Malgun Gothic" w:cs="Malgun Gothic" w:eastAsia="Malgun Gothic" w:hAnsi="Malgun Gothic"/>
+          <w:b/>
+          <w:bCs/>
+        </w:rPr>
+        <w:t xml:space="preserve">개요 &amp; 페인트</w:t>
+      </w:r>
+    </w:p>
+    <w:p>
+      <w:pPr>
+        <w:pStyle w:val="ListParagraph"/>
+        <w:numPr>
+          <w:ilvl w:val="0"/>
+          <w:numId w:val="2"/>
+        </w:numPr>
+      </w:pPr>
+      <w:r>
+        <w:rPr>
+          <w:rFonts w:ascii="Malgun Gothic" w:cs="Malgun Gothic" w:eastAsia="Malgun Gothic" w:hAnsi="Malgun Gothic"/>
+        </w:rPr>
+        <w:t xml:space="preserve">바닥이 캔버스(목표 그림 밑그림·영역별 지정색). 페인트 장착 → 볼이 지나간 자리에 색이 칠해짐(트레일).</w:t>
+      </w:r>
+    </w:p>
+    <w:p>
+      <w:pPr>
+        <w:pStyle w:val="ListParagraph"/>
+        <w:numPr>
+          <w:ilvl w:val="0"/>
+          <w:numId w:val="2"/>
+        </w:numPr>
+      </w:pPr>
+      <w:r>
+        <w:rPr>
+          <w:rFonts w:ascii="Malgun Gothic" w:cs="Malgun Gothic" w:eastAsia="Malgun Gothic" w:hAnsi="Malgun Gothic"/>
+        </w:rPr>
+        <w:t xml:space="preserve">제한시간 내 목표 그림 N%(예 90%) 이상 칠하면 클리어. 영역별 지정색 일치 시 정확도 보너스.</w:t>
+      </w:r>
+    </w:p>
+    <w:p>
+      <w:pPr>
+        <w:pStyle w:val="ListParagraph"/>
+        <w:numPr>
+          <w:ilvl w:val="0"/>
+          <w:numId w:val="2"/>
+        </w:numPr>
+      </w:pPr>
+      <w:r>
+        <w:rPr>
+          <w:rFonts w:ascii="Malgun Gothic" w:cs="Malgun Gothic" w:eastAsia="Malgun Gothic" w:hAnsi="Malgun Gothic"/>
+        </w:rPr>
+        <w:t xml:space="preserve">페인트 잔량 게이지 소모 → 맵의 페인트 통(리필 지점)에서 보충·색 교체.</w:t>
+      </w:r>
+    </w:p>
+    <w:p>
+      <w:pPr>
+        <w:pStyle w:val="Heading2"/>
+      </w:pPr>
+      <w:r>
+        <w:rPr>
+          <w:rFonts w:ascii="Malgun Gothic" w:cs="Malgun Gothic" w:eastAsia="Malgun Gothic" w:hAnsi="Malgun Gothic"/>
+          <w:b/>
+          <w:bCs/>
+        </w:rPr>
+        <w:t xml:space="preserve">물 괴물(방해) — 핵심 갈등</w:t>
+      </w:r>
+    </w:p>
+    <w:p>
+      <w:pPr>
+        <w:pStyle w:val="ListParagraph"/>
+        <w:numPr>
+          <w:ilvl w:val="0"/>
+          <w:numId w:val="2"/>
+        </w:numPr>
+      </w:pPr>
+      <w:r>
+        <w:rPr>
+          <w:rFonts w:ascii="Malgun Gothic" w:cs="Malgun Gothic" w:eastAsia="Malgun Gothic" w:hAnsi="Malgun Gothic"/>
+        </w:rPr>
+        <w:t xml:space="preserve">물 괴물(물풍선·해파리·물대포 등)이 칠한 자리를 씻어 지움(원상복구).</w:t>
+      </w:r>
+    </w:p>
+    <w:p>
+      <w:pPr>
+        <w:pStyle w:val="ListParagraph"/>
+        <w:numPr>
+          <w:ilvl w:val="0"/>
+          <w:numId w:val="2"/>
+        </w:numPr>
+      </w:pPr>
+      <w:r>
+        <w:rPr>
+          <w:rFonts w:ascii="Malgun Gothic" w:cs="Malgun Gothic" w:eastAsia="Malgun Gothic" w:hAnsi="Malgun Gothic"/>
+        </w:rPr>
+        <w:t xml:space="preserve">볼에 물을 끼얹어 일정시간 ‘젖음’ → 페인트 못 칠함(마르거나 페인트 통 거치면 회복). 젖은 구역엔 페인트가 안 묻음.</w:t>
+      </w:r>
+    </w:p>
+    <w:p>
+      <w:pPr>
+        <w:pStyle w:val="ListParagraph"/>
+        <w:numPr>
+          <w:ilvl w:val="0"/>
+          <w:numId w:val="2"/>
+        </w:numPr>
+      </w:pPr>
+      <w:r>
+        <w:rPr>
+          <w:rFonts w:ascii="Malgun Gothic" w:cs="Malgun Gothic" w:eastAsia="Malgun Gothic" w:hAnsi="Malgun Gothic"/>
+        </w:rPr>
+        <w:t xml:space="preserve">대응: 물 괴물을 굴려 납작(squash) 시키거나 회피하고, 마르기 전 빠르게 칠한다.</w:t>
+      </w:r>
+    </w:p>
+    <w:p>
+      <w:pPr>
+        <w:pStyle w:val="Heading2"/>
+      </w:pPr>
+      <w:r>
+        <w:rPr>
+          <w:rFonts w:ascii="Malgun Gothic" w:cs="Malgun Gothic" w:eastAsia="Malgun Gothic" w:hAnsi="Malgun Gothic"/>
+          <w:b/>
+          <w:bCs/>
+        </w:rPr>
+        <w:t xml:space="preserve">채점 / 아이템 / 구현</w:t>
+      </w:r>
+    </w:p>
+    <w:p>
+      <w:pPr>
+        <w:pStyle w:val="ListParagraph"/>
+        <w:numPr>
+          <w:ilvl w:val="0"/>
+          <w:numId w:val="2"/>
+        </w:numPr>
+      </w:pPr>
+      <w:r>
+        <w:rPr>
+          <w:rFonts w:ascii="Malgun Gothic" w:cs="Malgun Gothic" w:eastAsia="Malgun Gothic" w:hAnsi="Malgun Gothic"/>
+        </w:rPr>
+        <w:t xml:space="preserve">채점: 완성도(%) + 색 정확도 + 남은 시간 → 별 1~3개.</w:t>
+      </w:r>
+    </w:p>
+    <w:p>
+      <w:pPr>
+        <w:pStyle w:val="ListParagraph"/>
+        <w:numPr>
+          <w:ilvl w:val="0"/>
+          <w:numId w:val="2"/>
+        </w:numPr>
+      </w:pPr>
+      <w:r>
+        <w:rPr>
+          <w:rFonts w:ascii="Malgun Gothic" w:cs="Malgun Gothic" w:eastAsia="Malgun Gothic" w:hAnsi="Malgun Gothic"/>
+          <w:b/>
+          <w:bCs/>
+        </w:rPr>
+        <w:t xml:space="preserve">아이템: </w:t>
+      </w:r>
+      <w:r>
+        <w:rPr>
+          <w:rFonts w:ascii="Malgun Gothic" w:cs="Malgun Gothic" w:eastAsia="Malgun Gothic" w:hAnsi="Malgun Gothic"/>
+        </w:rPr>
+        <w:t xml:space="preserve">🎨 페인트 리필 · 🛡️ 방수 코팅(물 면역) · 🖌️ 큰 붓(트레일 폭↑).</w:t>
+      </w:r>
+    </w:p>
+    <w:p>
+      <w:pPr>
+        <w:pStyle w:val="ListParagraph"/>
+        <w:numPr>
+          <w:ilvl w:val="0"/>
+          <w:numId w:val="2"/>
+        </w:numPr>
+      </w:pPr>
+      <w:r>
+        <w:rPr>
+          <w:rFonts w:ascii="Malgun Gothic" w:cs="Malgun Gothic" w:eastAsia="Malgun Gothic" w:hAnsi="Malgun Gothic"/>
+        </w:rPr>
+        <w:t xml:space="preserve">구현: 바닥 CanvasTexture에 볼 위치마다 스탬프 → 목표 마스크 대비 칠해진 픽셀 비율로 완성도. water 몬스터 종류 추가.</w:t>
+      </w:r>
+    </w:p>
+    <w:p>
+      <w:pPr>
+        <w:pStyle w:val="Heading1"/>
+        <w:pageBreakBefore/>
+      </w:pPr>
+      <w:r>
+        <w:rPr>
+          <w:rFonts w:ascii="Malgun Gothic" w:cs="Malgun Gothic" w:eastAsia="Malgun Gothic" w:hAnsi="Malgun Gothic"/>
+          <w:b/>
+          <w:bCs/>
+        </w:rPr>
+        <w:t xml:space="preserve">9. 개발 로드맵 (기본 게임 우선)</w:t>
       </w:r>
     </w:p>
     <w:tbl>
@@ -4418,7 +5453,7 @@
                 <w:sz w:val="18"/>
                 <w:szCs w:val="18"/>
               </w:rPr>
-              <w:t xml:space="preserve">20월드 테마·1,000레벨 생성, 밸런싱, 사운드/이펙트 폴리시</w:t>
+              <w:t xml:space="preserve">1차 600레벨(12월드) 생성·밸런싱·폴리시 → 출시 (이후 1,000까지 시즌 업데이트)</w:t>
             </w:r>
           </w:p>
         </w:tc>
@@ -4481,7 +5516,7 @@
                 <w:sz w:val="18"/>
                 <w:szCs w:val="18"/>
               </w:rPr>
-              <w:t xml:space="preserve">Phase 6 — 출시</w:t>
+              <w:t xml:space="preserve">Phase 6 — 출시·퍼블리싱</w:t>
             </w:r>
           </w:p>
         </w:tc>
@@ -4511,7 +5546,7 @@
                 <w:sz w:val="18"/>
                 <w:szCs w:val="18"/>
               </w:rPr>
-              <w:t xml:space="preserve">앱 래핑(Capacitor/Flutter) + AdMob/IAP 실연동, 스토어, QA</w:t>
+              <w:t xml:space="preserve">앱 래핑(Flutter/Capacitor)+AdMob/IAP 실연동, 스토어/QA, 퍼블리셔 계약·소프트론치→글로벌</w:t>
             </w:r>
           </w:p>
         </w:tc>
@@ -4541,7 +5576,7 @@
                 <w:sz w:val="18"/>
                 <w:szCs w:val="18"/>
               </w:rPr>
-              <w:t xml:space="preserve">예정</w:t>
+              <w:t xml:space="preserve">진행 중</w:t>
             </w:r>
           </w:p>
         </w:tc>
@@ -4557,7 +5592,7 @@
           <w:b/>
           <w:bCs/>
         </w:rPr>
-        <w:t xml:space="preserve">8. 기술 메모 &amp; 리스크</w:t>
+        <w:t xml:space="preserve">10. 기술 메모 &amp; 리스크</w:t>
       </w:r>
     </w:p>
     <w:p>

--- a/hole_game_plan.docx
+++ b/hole_game_plan.docx
@@ -663,7 +663,7 @@
                 <w:sz w:val="18"/>
                 <w:szCs w:val="18"/>
               </w:rPr>
-              <w:t xml:space="preserve">멀티플레이 경쟁(§7), 페인트 그림완성(§8)</w:t>
+              <w:t xml:space="preserve">멀티플레이 경쟁(§7), 페인트 그림완성(§8), 이벤트 미니게임 눈사람·쇠똥구리(§9)</w:t>
             </w:r>
           </w:p>
         </w:tc>
@@ -4807,7 +4807,206 @@
           <w:b/>
           <w:bCs/>
         </w:rPr>
-        <w:t xml:space="preserve">9. 개발 로드맵 (기본 게임 우선)</w:t>
+        <w:t xml:space="preserve">9. 이벤트 미니게임 (눈사람·쇠똥구리)</w:t>
+      </w:r>
+    </w:p>
+    <w:p>
+      <w:r>
+        <w:rPr>
+          <w:rFonts w:ascii="Malgun Gothic" w:cs="Malgun Gothic" w:eastAsia="Malgun Gothic" w:hAnsi="Malgun Gothic"/>
+          <w:sz w:val="19"/>
+          <w:szCs w:val="19"/>
+        </w:rPr>
+        <w:t xml:space="preserve">「괴혼」의 굴려서 키우는 손맛을 테마만 바꿔 재활용. 이벤트 모드에 카드로 추가.</w:t>
+      </w:r>
+    </w:p>
+    <w:p>
+      <w:pPr>
+        <w:pStyle w:val="Heading2"/>
+      </w:pPr>
+      <w:r>
+        <w:rPr>
+          <w:rFonts w:ascii="Malgun Gothic" w:cs="Malgun Gothic" w:eastAsia="Malgun Gothic" w:hAnsi="Malgun Gothic"/>
+          <w:b/>
+          <w:bCs/>
+        </w:rPr>
+        <w:t xml:space="preserve">⛄ 눈사람 만들기</w:t>
+      </w:r>
+    </w:p>
+    <w:p>
+      <w:pPr>
+        <w:pStyle w:val="ListParagraph"/>
+        <w:numPr>
+          <w:ilvl w:val="0"/>
+          <w:numId w:val="2"/>
+        </w:numPr>
+      </w:pPr>
+      <w:r>
+        <w:rPr>
+          <w:rFonts w:ascii="Malgun Gothic" w:cs="Malgun Gothic" w:eastAsia="Malgun Gothic" w:hAnsi="Malgun Gothic"/>
+        </w:rPr>
+        <w:t xml:space="preserve">작은 눈덩이를 굴려 군데군데 쌓인 눈·눈더미와 작은 눈으로 된 몬스터/눈사람 인간을 흡수해 키운다.</w:t>
+      </w:r>
+    </w:p>
+    <w:p>
+      <w:pPr>
+        <w:pStyle w:val="ListParagraph"/>
+        <w:numPr>
+          <w:ilvl w:val="0"/>
+          <w:numId w:val="2"/>
+        </w:numPr>
+      </w:pPr>
+      <w:r>
+        <w:rPr>
+          <w:rFonts w:ascii="Malgun Gothic" w:cs="Malgun Gothic" w:eastAsia="Malgun Gothic" w:hAnsi="Malgun Gothic"/>
+        </w:rPr>
+        <w:t xml:space="preserve">커질수록 더 큰 대상 흡수(눈송이→눈뭉치→눈몬스터→큰 눈더미). 다양한 크기의 눈 소스 배치.</w:t>
+      </w:r>
+    </w:p>
+    <w:p>
+      <w:pPr>
+        <w:pStyle w:val="ListParagraph"/>
+        <w:numPr>
+          <w:ilvl w:val="0"/>
+          <w:numId w:val="2"/>
+        </w:numPr>
+      </w:pPr>
+      <w:r>
+        <w:rPr>
+          <w:rFonts w:ascii="Malgun Gothic" w:cs="Malgun Gothic" w:eastAsia="Malgun Gothic" w:hAnsi="Malgun Gothic"/>
+          <w:b/>
+          <w:bCs/>
+        </w:rPr>
+        <w:t xml:space="preserve">클리어(미션별 택1): </w:t>
+      </w:r>
+      <w:r>
+        <w:rPr>
+          <w:rFonts w:ascii="Malgun Gothic" w:cs="Malgun Gothic" w:eastAsia="Malgun Gothic" w:hAnsi="Malgun Gothic"/>
+        </w:rPr>
+        <w:t xml:space="preserve">(A) 목표 크기의 눈덩이 1개 완성, 또는 (B) 눈덩이 2개(몸통+머리)로 눈사람 완성.</w:t>
+      </w:r>
+    </w:p>
+    <w:p>
+      <w:pPr>
+        <w:pStyle w:val="ListParagraph"/>
+        <w:numPr>
+          <w:ilvl w:val="0"/>
+          <w:numId w:val="2"/>
+        </w:numPr>
+      </w:pPr>
+      <w:r>
+        <w:rPr>
+          <w:rFonts w:ascii="Malgun Gothic" w:cs="Malgun Gothic" w:eastAsia="Malgun Gothic" w:hAnsi="Malgun Gothic"/>
+        </w:rPr>
+        <w:t xml:space="preserve">연출: 눈 결정 디테일, 완성 시 눈·코(당근)·팔(나뭇가지)·모자. 움직이는 눈몬스터는 흡수/회피 대상.</w:t>
+      </w:r>
+    </w:p>
+    <w:p>
+      <w:pPr>
+        <w:pStyle w:val="Heading2"/>
+      </w:pPr>
+      <w:r>
+        <w:rPr>
+          <w:rFonts w:ascii="Malgun Gothic" w:cs="Malgun Gothic" w:eastAsia="Malgun Gothic" w:hAnsi="Malgun Gothic"/>
+          <w:b/>
+          <w:bCs/>
+        </w:rPr>
+        <w:t xml:space="preserve">🪲 쇠똥구리 (똥 굴리기)</w:t>
+      </w:r>
+    </w:p>
+    <w:p>
+      <w:pPr>
+        <w:pStyle w:val="ListParagraph"/>
+        <w:numPr>
+          <w:ilvl w:val="0"/>
+          <w:numId w:val="2"/>
+        </w:numPr>
+      </w:pPr>
+      <w:r>
+        <w:rPr>
+          <w:rFonts w:ascii="Malgun Gothic" w:cs="Malgun Gothic" w:eastAsia="Malgun Gothic" w:hAnsi="Malgun Gothic"/>
+        </w:rPr>
+        <w:t xml:space="preserve">쇠똥구리(딱정벌레)가 되어 마을에 가득한 소똥을 굴려 하나의 큰 똥덩어리로 키운다.</w:t>
+      </w:r>
+    </w:p>
+    <w:p>
+      <w:pPr>
+        <w:pStyle w:val="ListParagraph"/>
+        <w:numPr>
+          <w:ilvl w:val="0"/>
+          <w:numId w:val="2"/>
+        </w:numPr>
+      </w:pPr>
+      <w:r>
+        <w:rPr>
+          <w:rFonts w:ascii="Malgun Gothic" w:cs="Malgun Gothic" w:eastAsia="Malgun Gothic" w:hAnsi="Malgun Gothic"/>
+          <w:b/>
+          <w:bCs/>
+        </w:rPr>
+        <w:t xml:space="preserve">클리어: </w:t>
+      </w:r>
+      <w:r>
+        <w:rPr>
+          <w:rFonts w:ascii="Malgun Gothic" w:cs="Malgun Gothic" w:eastAsia="Malgun Gothic" w:hAnsi="Malgun Gothic"/>
+        </w:rPr>
+        <w:t xml:space="preserve">흩어진 소똥(크기 다양)을 흡수해 목표 크기 똥덩어리 완성. (선택) 다른 쇠똥구리 경쟁·장애물 회피.</w:t>
+      </w:r>
+    </w:p>
+    <w:p>
+      <w:pPr>
+        <w:pStyle w:val="ListParagraph"/>
+        <w:numPr>
+          <w:ilvl w:val="0"/>
+          <w:numId w:val="2"/>
+        </w:numPr>
+      </w:pPr>
+      <w:r>
+        <w:rPr>
+          <w:rFonts w:ascii="Malgun Gothic" w:cs="Malgun Gothic" w:eastAsia="Malgun Gothic" w:hAnsi="Malgun Gothic"/>
+        </w:rPr>
+        <w:t xml:space="preserve">연출: 공(똥덩어리) 뒤에서 뒷다리로 미는 쇠똥구리, 똥덩어리 질감.</w:t>
+      </w:r>
+    </w:p>
+    <w:p>
+      <w:pPr>
+        <w:pStyle w:val="Heading2"/>
+      </w:pPr>
+      <w:r>
+        <w:rPr>
+          <w:rFonts w:ascii="Malgun Gothic" w:cs="Malgun Gothic" w:eastAsia="Malgun Gothic" w:hAnsi="Malgun Gothic"/>
+          <w:b/>
+          <w:bCs/>
+        </w:rPr>
+        <w:t xml:space="preserve">공통 구현</w:t>
+      </w:r>
+    </w:p>
+    <w:p>
+      <w:pPr>
+        <w:pStyle w:val="ListParagraph"/>
+        <w:numPr>
+          <w:ilvl w:val="0"/>
+          <w:numId w:val="2"/>
+        </w:numPr>
+      </w:pPr>
+      <w:r>
+        <w:rPr>
+          <w:rFonts w:ascii="Malgun Gothic" w:cs="Malgun Gothic" w:eastAsia="Malgun Gothic" w:hAnsi="Malgun Gothic"/>
+        </w:rPr>
+        <w:t xml:space="preserve">기존 굴리기(roll) 엔진 재활용(흡수=성장, size 태그). 눈사람=2볼 합체/목표크기 분기, 쇠똥구리=단일 목표크기. 이벤트 메뉴 카드 추가, 아이템 호환, 테마 비주얼만 교체.</w:t>
+      </w:r>
+    </w:p>
+    <w:p>
+      <w:pPr>
+        <w:pStyle w:val="Heading1"/>
+        <w:pageBreakBefore/>
+      </w:pPr>
+      <w:r>
+        <w:rPr>
+          <w:rFonts w:ascii="Malgun Gothic" w:cs="Malgun Gothic" w:eastAsia="Malgun Gothic" w:hAnsi="Malgun Gothic"/>
+          <w:b/>
+          <w:bCs/>
+        </w:rPr>
+        <w:t xml:space="preserve">10. 개발 로드맵 (기본 게임 우선)</w:t>
       </w:r>
     </w:p>
     <w:tbl>
@@ -5592,7 +5791,7 @@
           <w:b/>
           <w:bCs/>
         </w:rPr>
-        <w:t xml:space="preserve">10. 기술 메모 &amp; 리스크</w:t>
+        <w:t xml:space="preserve">11. 기술 메모 &amp; 리스크</w:t>
       </w:r>
     </w:p>
     <w:p>
